--- a/downloads/teacher/04 Units/Unit 07 - Capstone - Launch Career Readiness and FACS Shark Tank/Vocabulary 07.docx
+++ b/downloads/teacher/04 Units/Unit 07 - Capstone - Launch Career Readiness and FACS Shark Tank/Vocabulary 07.docx
@@ -28,7 +28,7 @@
         <w:rPr>
           <w:b/>
         </w:rPr>
-        <w:t xml:space="preserve">Translation status: [check with a native speaker].</w:t>
+        <w:t xml:space="preserve">Translation status.</w:t>
       </w:r>
       <w:r>
         <w:t xml:space="preserve"> </w:t>
@@ -137,16 +137,7 @@
         <w:pStyle w:val="BodyText"/>
       </w:pPr>
       <w:r>
-        <w:t xml:space="preserve">Fifteen of these words came out of Sal’s own interview lesson at Brentwood, where the vocabulary cards were already translated into Turkish, Portuguese, and Spanish for his students.</w:t>
-      </w:r>
-      <w:r>
-        <w:t xml:space="preserve"> </w:t>
-      </w:r>
-      <w:r>
-        <w:rPr>
-          <w:rStyle w:val="TeacherNote"/>
-        </w:rPr>
-        <w:t xml:space="preserve">[Sal: swap in your own cards wherever they read better than these.]</w:t>
+        <w:t xml:space="preserve">Fifteen of these words came out of my own interview lesson, where the vocabulary cards were already translated into Turkish, Portuguese, and Spanish for my students.</w:t>
       </w:r>
     </w:p>
     <w:p>
@@ -161,9 +152,9 @@
       <w:pPr>
         <w:pStyle w:val="Heading2"/>
       </w:pPr>
-      <w:bookmarkStart w:id="21" w:name="the-table-check-with-a-native-speaker"/>
+      <w:bookmarkStart w:id="21" w:name="the-table"/>
       <w:r>
-        <w:t xml:space="preserve">The table [check with a native speaker]</w:t>
+        <w:t xml:space="preserve">The table</w:t>
       </w:r>
       <w:bookmarkEnd w:id="21"/>
     </w:p>
@@ -3907,24 +3898,6 @@
       </w:pPr>
       <w:r>
         <w:t xml:space="preserve">Print these on the back of the handouts they belong to.</w:t>
-      </w:r>
-      <w:r>
-        <w:t xml:space="preserve"> </w:t>
-      </w:r>
-      <w:r>
-        <w:rPr>
-          <w:b/>
-        </w:rPr>
-        <w:t xml:space="preserve">[check with a native speaker]</w:t>
-      </w:r>
-      <w:r>
-        <w:t xml:space="preserve"> </w:t>
-      </w:r>
-      <w:r>
-        <w:rPr>
-          <w:rStyle w:val="TeacherNote"/>
-        </w:rPr>
-        <w:t xml:space="preserve">[Sal: swap in the Turkish and Portuguese starters you already use at Brentwood if they read better than these. Your interview vocabulary cards were already translated for your students, so start there.]</w:t>
       </w:r>
     </w:p>
     <w:p>
